--- a/project/documents/ptoforms/corrinventorship.docx
+++ b/project/documents/ptoforms/corrinventorship.docx
@@ -1,6 +1,6 @@
 
 <file path=word/document.xml><?xml version="1.0" encoding="utf-8"?>
-<w:document xmlns:wpc="http://schemas.microsoft.com/office/word/2010/wordprocessingCanvas" xmlns:cx="http://schemas.microsoft.com/office/drawing/2014/chartex" xmlns:cx1="http://schemas.microsoft.com/office/drawing/2015/9/8/chartex" xmlns:cx2="http://schemas.microsoft.com/office/drawing/2015/10/21/chartex" xmlns:cx3="http://schemas.microsoft.com/office/drawing/2016/5/9/chartex" xmlns:cx4="http://schemas.microsoft.com/office/drawing/2016/5/10/chartex" xmlns:cx5="http://schemas.microsoft.com/office/drawing/2016/5/11/chartex" xmlns:cx6="http://schemas.microsoft.com/office/drawing/2016/5/12/chartex" xmlns:cx7="http://schemas.microsoft.com/office/drawing/2016/5/13/chartex" xmlns:cx8="http://schemas.microsoft.com/office/drawing/2016/5/14/chartex" xmlns:mc="http://schemas.openxmlformats.org/markup-compatibility/2006" xmlns:aink="http://schemas.microsoft.com/office/drawing/2016/ink" xmlns:am3d="http://schemas.microsoft.com/office/drawing/2017/model3d" xmlns:o="urn:schemas-microsoft-com:office:office" xmlns:oel="http://schemas.microsoft.com/office/2019/extlst" xmlns:r="http://schemas.openxmlformats.org/officeDocument/2006/relationships" xmlns:m="http://schemas.openxmlformats.org/officeDocument/2006/math" xmlns:v="urn:schemas-microsoft-com:vml" xmlns:wp14="http://schemas.microsoft.com/office/word/2010/wordprocessingDrawing" xmlns:wp="http://schemas.openxmlformats.org/drawingml/2006/wordprocessingDrawing" xmlns:w10="urn:schemas-microsoft-com:office:word" xmlns:w="http://schemas.openxmlformats.org/wordprocessingml/2006/main" xmlns:w14="http://schemas.microsoft.com/office/word/2010/wordml" xmlns:w15="http://schemas.microsoft.com/office/word/2012/wordml" xmlns:w16cex="http://schemas.microsoft.com/office/word/2018/wordml/cex" xmlns:w16cid="http://schemas.microsoft.com/office/word/2016/wordml/cid" xmlns:w16="http://schemas.microsoft.com/office/word/2018/wordml" xmlns:w16sdtdh="http://schemas.microsoft.com/office/word/2020/wordml/sdtdatahash" xmlns:w16se="http://schemas.microsoft.com/office/word/2015/wordml/symex" xmlns:wpg="http://schemas.microsoft.com/office/word/2010/wordprocessingGroup" xmlns:wpi="http://schemas.microsoft.com/office/word/2010/wordprocessingInk" xmlns:wne="http://schemas.microsoft.com/office/word/2006/wordml" xmlns:wps="http://schemas.microsoft.com/office/word/2010/wordprocessingShape" mc:Ignorable="w14 w15 w16se w16cid w16 w16cex w16sdtdh wp14">
+<w:document xmlns:wpc="http://schemas.microsoft.com/office/word/2010/wordprocessingCanvas" xmlns:cx="http://schemas.microsoft.com/office/drawing/2014/chartex" xmlns:cx1="http://schemas.microsoft.com/office/drawing/2015/9/8/chartex" xmlns:cx2="http://schemas.microsoft.com/office/drawing/2015/10/21/chartex" xmlns:cx3="http://schemas.microsoft.com/office/drawing/2016/5/9/chartex" xmlns:cx4="http://schemas.microsoft.com/office/drawing/2016/5/10/chartex" xmlns:cx5="http://schemas.microsoft.com/office/drawing/2016/5/11/chartex" xmlns:cx6="http://schemas.microsoft.com/office/drawing/2016/5/12/chartex" xmlns:cx7="http://schemas.microsoft.com/office/drawing/2016/5/13/chartex" xmlns:cx8="http://schemas.microsoft.com/office/drawing/2016/5/14/chartex" xmlns:mc="http://schemas.openxmlformats.org/markup-compatibility/2006" xmlns:aink="http://schemas.microsoft.com/office/drawing/2016/ink" xmlns:am3d="http://schemas.microsoft.com/office/drawing/2017/model3d" xmlns:o="urn:schemas-microsoft-com:office:office" xmlns:oel="http://schemas.microsoft.com/office/2019/extlst" xmlns:r="http://schemas.openxmlformats.org/officeDocument/2006/relationships" xmlns:m="http://schemas.openxmlformats.org/officeDocument/2006/math" xmlns:v="urn:schemas-microsoft-com:vml" xmlns:wp14="http://schemas.microsoft.com/office/word/2010/wordprocessingDrawing" xmlns:wp="http://schemas.openxmlformats.org/drawingml/2006/wordprocessingDrawing" xmlns:w10="urn:schemas-microsoft-com:office:word" xmlns:w="http://schemas.openxmlformats.org/wordprocessingml/2006/main" xmlns:w14="http://schemas.microsoft.com/office/word/2010/wordml" xmlns:w15="http://schemas.microsoft.com/office/word/2012/wordml" xmlns:w16cex="http://schemas.microsoft.com/office/word/2018/wordml/cex" xmlns:w16cid="http://schemas.microsoft.com/office/word/2016/wordml/cid" xmlns:w16="http://schemas.microsoft.com/office/word/2018/wordml" xmlns:w16du="http://schemas.microsoft.com/office/word/2023/wordml/word16du" xmlns:w16sdtdh="http://schemas.microsoft.com/office/word/2020/wordml/sdtdatahash" xmlns:w16sdtfl="http://schemas.microsoft.com/office/word/2024/wordml/sdtformatlock" xmlns:w16se="http://schemas.microsoft.com/office/word/2015/wordml/symex" xmlns:wpg="http://schemas.microsoft.com/office/word/2010/wordprocessingGroup" xmlns:wpi="http://schemas.microsoft.com/office/word/2010/wordprocessingInk" xmlns:wne="http://schemas.microsoft.com/office/word/2006/wordml" xmlns:wps="http://schemas.microsoft.com/office/word/2010/wordprocessingShape" mc:Ignorable="w14 w15 w16se w16cid w16 w16cex w16sdtdh w16sdtfl w16du wp14">
   <w:body>
     <w:tbl>
       <w:tblPr>
@@ -79,7 +79,15 @@
           </w:tcPr>
           <w:p>
             <w:r>
-              <w:t>&lt;&lt;serialNo&gt;&gt;</w:t>
+              <w:t>&lt;&lt;</w:t>
+            </w:r>
+            <w:proofErr w:type="spellStart"/>
+            <w:r>
+              <w:t>serialNo</w:t>
+            </w:r>
+            <w:proofErr w:type="spellEnd"/>
+            <w:r>
+              <w:t>&gt;&gt;</w:t>
             </w:r>
           </w:p>
         </w:tc>
@@ -117,7 +125,15 @@
           </w:tcPr>
           <w:p>
             <w:r>
-              <w:t>&lt;&lt;filedDate&gt;&gt;</w:t>
+              <w:t>&lt;&lt;</w:t>
+            </w:r>
+            <w:proofErr w:type="spellStart"/>
+            <w:r>
+              <w:t>filedDate</w:t>
+            </w:r>
+            <w:proofErr w:type="spellEnd"/>
+            <w:r>
+              <w:t>&gt;&gt;</w:t>
             </w:r>
           </w:p>
         </w:tc>
@@ -155,7 +171,15 @@
           </w:tcPr>
           <w:p>
             <w:r>
-              <w:t>&lt;&lt;inventorEtal&gt;&gt;</w:t>
+              <w:t>&lt;&lt;</w:t>
+            </w:r>
+            <w:proofErr w:type="spellStart"/>
+            <w:r>
+              <w:t>inventorEtal</w:t>
+            </w:r>
+            <w:proofErr w:type="spellEnd"/>
+            <w:r>
+              <w:t>&gt;&gt;</w:t>
             </w:r>
           </w:p>
         </w:tc>
@@ -193,7 +217,15 @@
           </w:tcPr>
           <w:p>
             <w:r>
-              <w:t>&lt;&lt;artUnit&gt;&gt;</w:t>
+              <w:t>&lt;&lt;</w:t>
+            </w:r>
+            <w:proofErr w:type="spellStart"/>
+            <w:r>
+              <w:t>artUnit</w:t>
+            </w:r>
+            <w:proofErr w:type="spellEnd"/>
+            <w:r>
+              <w:t>&gt;&gt;</w:t>
             </w:r>
           </w:p>
         </w:tc>
@@ -231,7 +263,15 @@
           </w:tcPr>
           <w:p>
             <w:r>
-              <w:t>&lt;&lt;examinerName&gt;&gt;</w:t>
+              <w:t>&lt;&lt;</w:t>
+            </w:r>
+            <w:proofErr w:type="spellStart"/>
+            <w:r>
+              <w:t>examinerName</w:t>
+            </w:r>
+            <w:proofErr w:type="spellEnd"/>
+            <w:r>
+              <w:t>&gt;&gt;</w:t>
             </w:r>
           </w:p>
         </w:tc>
@@ -269,7 +309,15 @@
           </w:tcPr>
           <w:p>
             <w:r>
-              <w:t>&lt;&lt;matterNo&gt;&gt;</w:t>
+              <w:t>&lt;&lt;</w:t>
+            </w:r>
+            <w:proofErr w:type="spellStart"/>
+            <w:r>
+              <w:t>matterNo</w:t>
+            </w:r>
+            <w:proofErr w:type="spellEnd"/>
+            <w:r>
+              <w:t>&gt;&gt;</w:t>
             </w:r>
           </w:p>
         </w:tc>
@@ -459,7 +507,6 @@
                   <w14:uncheckedState w14:val="2610" w14:font="MS Gothic"/>
                 </w14:checkbox>
               </w:sdtPr>
-              <w:sdtEndPr/>
               <w:sdtContent>
                 <w:r>
                   <w:rPr>
@@ -525,7 +572,6 @@
                   <w14:uncheckedState w14:val="2610" w14:font="MS Gothic"/>
                 </w14:checkbox>
               </w:sdtPr>
-              <w:sdtEndPr/>
               <w:sdtContent>
                 <w:r>
                   <w:rPr>
@@ -609,7 +655,6 @@
                   <w14:uncheckedState w14:val="2610" w14:font="MS Gothic"/>
                 </w14:checkbox>
               </w:sdtPr>
-              <w:sdtEndPr/>
               <w:sdtContent>
                 <w:r>
                   <w:rPr>
@@ -627,7 +672,15 @@
               <w:t xml:space="preserve">  </w:t>
             </w:r>
             <w:r>
-              <w:t>The processing fee set forth in 37 CFR 1.17(i).</w:t>
+              <w:t>The processing fee set forth in 37 CFR 1.17(</w:t>
+            </w:r>
+            <w:proofErr w:type="spellStart"/>
+            <w:r>
+              <w:t>i</w:t>
+            </w:r>
+            <w:proofErr w:type="spellEnd"/>
+            <w:r>
+              <w:t>).</w:t>
             </w:r>
             <w:r>
               <w:t xml:space="preserve">                             $</w:t>
@@ -655,7 +708,6 @@
                   <w14:uncheckedState w14:val="2610" w14:font="MS Gothic"/>
                 </w14:checkbox>
               </w:sdtPr>
-              <w:sdtEndPr/>
               <w:sdtContent>
                 <w:r>
                   <w:rPr>
@@ -732,7 +784,6 @@
                   <w14:uncheckedState w14:val="2610" w14:font="MS Gothic"/>
                 </w14:checkbox>
               </w:sdtPr>
-              <w:sdtEndPr/>
               <w:sdtContent>
                 <w:r>
                   <w:rPr>
@@ -782,7 +833,6 @@
                   <w14:uncheckedState w14:val="2610" w14:font="MS Gothic"/>
                 </w14:checkbox>
               </w:sdtPr>
-              <w:sdtEndPr/>
               <w:sdtContent>
                 <w:r>
                   <w:rPr>
@@ -871,7 +921,6 @@
                   <w14:uncheckedState w14:val="2610" w14:font="MS Gothic"/>
                 </w14:checkbox>
               </w:sdtPr>
-              <w:sdtEndPr/>
               <w:sdtContent>
                 <w:r>
                   <w:rPr>
@@ -906,7 +955,21 @@
               <w:rPr>
                 <w:rFonts w:ascii="Calibri" w:hAnsi="Calibri" w:cs="Calibri"/>
               </w:rPr>
-              <w:t xml:space="preserve"> to the fee set forth in 37 CFR 1.17(i)).</w:t>
+              <w:t xml:space="preserve"> to the fee set forth in 37 CFR 1.17(</w:t>
+            </w:r>
+            <w:proofErr w:type="spellStart"/>
+            <w:r>
+              <w:rPr>
+                <w:rFonts w:ascii="Calibri" w:hAnsi="Calibri" w:cs="Calibri"/>
+              </w:rPr>
+              <w:t>i</w:t>
+            </w:r>
+            <w:proofErr w:type="spellEnd"/>
+            <w:r>
+              <w:rPr>
+                <w:rFonts w:ascii="Calibri" w:hAnsi="Calibri" w:cs="Calibri"/>
+              </w:rPr>
+              <w:t>)).</w:t>
             </w:r>
           </w:p>
           <w:tbl>
@@ -1052,7 +1115,6 @@
                   <w14:uncheckedState w14:val="2610" w14:font="MS Gothic"/>
                 </w14:checkbox>
               </w:sdtPr>
-              <w:sdtEndPr/>
               <w:sdtContent>
                 <w:r>
                   <w:rPr>
@@ -1151,7 +1213,6 @@
                   <w14:uncheckedState w14:val="2610" w14:font="MS Gothic"/>
                 </w14:checkbox>
               </w:sdtPr>
-              <w:sdtEndPr/>
               <w:sdtContent>
                 <w:r>
                   <w:rPr>
@@ -1376,7 +1437,6 @@
                   <w14:uncheckedState w14:val="2610" w14:font="MS Gothic"/>
                 </w14:checkbox>
               </w:sdtPr>
-              <w:sdtEndPr/>
               <w:sdtContent>
                 <w:r>
                   <w:rPr>
@@ -1398,7 +1458,21 @@
               <w:rPr>
                 <w:rFonts w:ascii="Calibri" w:hAnsi="Calibri" w:cs="Calibri"/>
               </w:rPr>
-              <w:t>The processing fee set forth in 37 CFR 1.17(i).</w:t>
+              <w:t>The processing fee set forth in 37 CFR 1.17(</w:t>
+            </w:r>
+            <w:proofErr w:type="spellStart"/>
+            <w:r>
+              <w:rPr>
+                <w:rFonts w:ascii="Calibri" w:hAnsi="Calibri" w:cs="Calibri"/>
+              </w:rPr>
+              <w:t>i</w:t>
+            </w:r>
+            <w:proofErr w:type="spellEnd"/>
+            <w:r>
+              <w:rPr>
+                <w:rFonts w:ascii="Calibri" w:hAnsi="Calibri" w:cs="Calibri"/>
+              </w:rPr>
+              <w:t>).</w:t>
             </w:r>
             <w:r>
               <w:rPr>
@@ -1498,7 +1572,6 @@
                   <w14:uncheckedState w14:val="2610" w14:font="MS Gothic"/>
                 </w14:checkbox>
               </w:sdtPr>
-              <w:sdtEndPr/>
               <w:sdtContent>
                 <w:r>
                   <w:rPr>
@@ -1608,7 +1681,6 @@
                   <w14:uncheckedState w14:val="2610" w14:font="MS Gothic"/>
                 </w14:checkbox>
               </w:sdtPr>
-              <w:sdtEndPr/>
               <w:sdtContent>
                 <w:r>
                   <w:rPr>
@@ -1692,7 +1764,6 @@
                   <w14:uncheckedState w14:val="2610" w14:font="MS Gothic"/>
                 </w14:checkbox>
               </w:sdtPr>
-              <w:sdtEndPr/>
               <w:sdtContent>
                 <w:r>
                   <w:rPr>
@@ -1764,16 +1835,46 @@
               <w:rPr>
                 <w:rFonts w:cs="Calibri-Bold"/>
                 <w:bCs/>
+              </w:rPr>
+            </w:pPr>
+            <w:r>
+              <w:rPr>
+                <w:rFonts w:cs="Calibri-Bold"/>
+                <w:bCs/>
                 <w:u w:val="single"/>
               </w:rPr>
-            </w:pPr>
+              <w:t>Fee Payment Information</w:t>
+            </w:r>
             <w:r>
               <w:rPr>
                 <w:rFonts w:cs="Calibri-Bold"/>
                 <w:bCs/>
                 <w:u w:val="single"/>
               </w:rPr>
-              <w:t>Fee Payment Information:</w:t>
+              <w:t xml:space="preserve">: </w:t>
+            </w:r>
+            <w:r>
+              <w:rPr>
+                <w:rFonts w:cs="Calibri-Bold"/>
+                <w:bCs/>
+              </w:rPr>
+              <w:t>&lt;&lt;</w:t>
+            </w:r>
+            <w:proofErr w:type="spellStart"/>
+            <w:r>
+              <w:rPr>
+                <w:rFonts w:cs="Calibri-Bold"/>
+                <w:bCs/>
+              </w:rPr>
+              <w:t>SARegNo</w:t>
+            </w:r>
+            <w:proofErr w:type="spellEnd"/>
+            <w:r>
+              <w:rPr>
+                <w:rFonts w:cs="Calibri-Bold"/>
+                <w:bCs/>
+              </w:rPr>
+              <w:t>&gt;&gt;</w:t>
             </w:r>
           </w:p>
           <w:p>
@@ -1797,7 +1898,6 @@
                   <w14:uncheckedState w14:val="2610" w14:font="MS Gothic"/>
                 </w14:checkbox>
               </w:sdtPr>
-              <w:sdtEndPr/>
               <w:sdtContent>
                 <w:r>
                   <w:rPr>
@@ -1837,7 +1937,6 @@
                   <w14:uncheckedState w14:val="2610" w14:font="MS Gothic"/>
                 </w14:checkbox>
               </w:sdtPr>
-              <w:sdtEndPr/>
               <w:sdtContent>
                 <w:r>
                   <w:rPr>
@@ -1916,7 +2015,6 @@
                   <w14:uncheckedState w14:val="2610" w14:font="MS Gothic"/>
                 </w14:checkbox>
               </w:sdtPr>
-              <w:sdtEndPr/>
               <w:sdtContent>
                 <w:r>
                   <w:rPr>
@@ -1963,7 +2061,6 @@
                   <w14:uncheckedState w14:val="2610" w14:font="MS Gothic"/>
                 </w14:checkbox>
               </w:sdtPr>
-              <w:sdtEndPr/>
               <w:sdtContent>
                 <w:r>
                   <w:rPr>
@@ -2004,7 +2101,6 @@
                   <w14:uncheckedState w14:val="2610" w14:font="MS Gothic"/>
                 </w14:checkbox>
               </w:sdtPr>
-              <w:sdtEndPr/>
               <w:sdtContent>
                 <w:r>
                   <w:rPr>
@@ -2049,7 +2145,21 @@
               <w:rPr>
                 <w:u w:val="single"/>
               </w:rPr>
-              <w:t>&lt;&lt;depAccount&gt;&gt;</w:t>
+              <w:t>&lt;&lt;</w:t>
+            </w:r>
+            <w:proofErr w:type="spellStart"/>
+            <w:r>
+              <w:rPr>
+                <w:u w:val="single"/>
+              </w:rPr>
+              <w:t>depAccount</w:t>
+            </w:r>
+            <w:proofErr w:type="spellEnd"/>
+            <w:r>
+              <w:rPr>
+                <w:u w:val="single"/>
+              </w:rPr>
+              <w:t>&gt;&gt;</w:t>
             </w:r>
           </w:p>
           <w:p>
@@ -2071,7 +2181,6 @@
                   <w14:uncheckedState w14:val="2610" w14:font="MS Gothic"/>
                 </w14:checkbox>
               </w:sdtPr>
-              <w:sdtEndPr/>
               <w:sdtContent>
                 <w:r>
                   <w:rPr>
@@ -2163,7 +2272,6 @@
                   <w14:uncheckedState w14:val="2610" w14:font="MS Gothic"/>
                 </w14:checkbox>
               </w:sdtPr>
-              <w:sdtEndPr/>
               <w:sdtContent>
                 <w:r>
                   <w:rPr>
@@ -2201,7 +2309,6 @@
                   <w14:uncheckedState w14:val="2610" w14:font="MS Gothic"/>
                 </w14:checkbox>
               </w:sdtPr>
-              <w:sdtEndPr/>
               <w:sdtContent>
                 <w:r>
                   <w:rPr>
@@ -2240,7 +2347,6 @@
                   <w14:uncheckedState w14:val="2610" w14:font="MS Gothic"/>
                 </w14:checkbox>
               </w:sdtPr>
-              <w:sdtEndPr/>
               <w:sdtContent>
                 <w:r>
                   <w:rPr>
@@ -2283,36 +2389,44 @@
               <w:rPr>
                 <w:rFonts w:ascii="Calibri" w:hAnsi="Calibri" w:cs="Calibri"/>
               </w:rPr>
-              <w:t xml:space="preserve">                                      Registration number        </w:t>
-            </w:r>
-          </w:p>
-          <w:tbl>
-            <w:tblPr>
-              <w:tblStyle w:val="TableGrid"/>
-              <w:tblpPr w:leftFromText="180" w:rightFromText="180" w:vertAnchor="text" w:horzAnchor="margin" w:tblpXSpec="center" w:tblpY="-304"/>
-              <w:tblOverlap w:val="never"/>
-              <w:tblW w:w="0" w:type="auto"/>
-              <w:tblLook w:val="04A0" w:firstRow="1" w:lastRow="0" w:firstColumn="1" w:lastColumn="0" w:noHBand="0" w:noVBand="1"/>
-            </w:tblPr>
-            <w:tblGrid>
-              <w:gridCol w:w="2155"/>
-            </w:tblGrid>
-            <w:tr>
-              <w:tc>
-                <w:tcPr>
-                  <w:tcW w:w="2155" w:type="dxa"/>
-                </w:tcPr>
-                <w:p>
-                  <w:r>
-                    <w:t>&lt;&lt;SARegNo&gt;&gt;</w:t>
-                  </w:r>
-                  <w:r>
-                    <w:t xml:space="preserve">                                          </w:t>
-                  </w:r>
-                </w:p>
-              </w:tc>
-            </w:tr>
-          </w:tbl>
+              <w:t xml:space="preserve">                                      Registration number</w:t>
+            </w:r>
+            <w:r>
+              <w:rPr>
+                <w:rFonts w:ascii="Calibri" w:hAnsi="Calibri" w:cs="Calibri"/>
+              </w:rPr>
+              <w:t xml:space="preserve">  </w:t>
+            </w:r>
+            <w:r>
+              <w:rPr>
+                <w:rFonts w:ascii="Calibri" w:hAnsi="Calibri" w:cs="Calibri"/>
+              </w:rPr>
+              <w:t xml:space="preserve">  </w:t>
+            </w:r>
+            <w:r>
+              <w:rPr>
+                <w:rFonts w:cs="Calibri-Bold"/>
+                <w:bCs/>
+              </w:rPr>
+              <w:t>&lt;&lt;</w:t>
+            </w:r>
+            <w:proofErr w:type="spellStart"/>
+            <w:r>
+              <w:rPr>
+                <w:rFonts w:cs="Calibri-Bold"/>
+                <w:bCs/>
+              </w:rPr>
+              <w:t>SARegNo</w:t>
+            </w:r>
+            <w:proofErr w:type="spellEnd"/>
+            <w:r>
+              <w:rPr>
+                <w:rFonts w:cs="Calibri-Bold"/>
+                <w:bCs/>
+              </w:rPr>
+              <w:t>&gt;&gt;</w:t>
+            </w:r>
+          </w:p>
           <w:p>
             <w:pPr>
               <w:rPr>
@@ -2421,7 +2535,25 @@
                 <w:sz w:val="24"/>
                 <w:szCs w:val="24"/>
               </w:rPr>
-              <w:t>&lt;&lt;echoSignature&gt;&gt;</w:t>
+              <w:t>&lt;&lt;</w:t>
+            </w:r>
+            <w:proofErr w:type="spellStart"/>
+            <w:r>
+              <w:rPr>
+                <w:rFonts w:ascii="Times New Roman" w:hAnsi="Times New Roman" w:cs="Times New Roman"/>
+                <w:sz w:val="24"/>
+                <w:szCs w:val="24"/>
+              </w:rPr>
+              <w:t>echoSignature</w:t>
+            </w:r>
+            <w:proofErr w:type="spellEnd"/>
+            <w:r>
+              <w:rPr>
+                <w:rFonts w:ascii="Times New Roman" w:hAnsi="Times New Roman" w:cs="Times New Roman"/>
+                <w:sz w:val="24"/>
+                <w:szCs w:val="24"/>
+              </w:rPr>
+              <w:t>&gt;&gt;</w:t>
             </w:r>
           </w:p>
           <w:p>
@@ -2456,7 +2588,23 @@
                 <w:rFonts w:cstheme="minorHAnsi"/>
                 <w:u w:val="single"/>
               </w:rPr>
-              <w:t>&lt;&lt;SAName&gt;&gt;</w:t>
+              <w:t>&lt;&lt;</w:t>
+            </w:r>
+            <w:proofErr w:type="spellStart"/>
+            <w:r>
+              <w:rPr>
+                <w:rFonts w:cstheme="minorHAnsi"/>
+                <w:u w:val="single"/>
+              </w:rPr>
+              <w:t>SAName</w:t>
+            </w:r>
+            <w:proofErr w:type="spellEnd"/>
+            <w:r>
+              <w:rPr>
+                <w:rFonts w:cstheme="minorHAnsi"/>
+                <w:u w:val="single"/>
+              </w:rPr>
+              <w:t>&gt;&gt;</w:t>
             </w:r>
           </w:p>
           <w:p>
@@ -2567,7 +2715,25 @@
                 <w:sz w:val="24"/>
                 <w:szCs w:val="24"/>
               </w:rPr>
-              <w:t>&lt;&lt;signatureDate&gt;&gt;</w:t>
+              <w:t>&lt;&lt;</w:t>
+            </w:r>
+            <w:proofErr w:type="spellStart"/>
+            <w:r>
+              <w:rPr>
+                <w:rFonts w:ascii="Times New Roman" w:hAnsi="Times New Roman" w:cs="Times New Roman"/>
+                <w:sz w:val="24"/>
+                <w:szCs w:val="24"/>
+              </w:rPr>
+              <w:t>signatureDate</w:t>
+            </w:r>
+            <w:proofErr w:type="spellEnd"/>
+            <w:r>
+              <w:rPr>
+                <w:rFonts w:ascii="Times New Roman" w:hAnsi="Times New Roman" w:cs="Times New Roman"/>
+                <w:sz w:val="24"/>
+                <w:szCs w:val="24"/>
+              </w:rPr>
+              <w:t>&gt;&gt;</w:t>
             </w:r>
           </w:p>
           <w:p>
@@ -2629,7 +2795,6 @@
                   <w14:uncheckedState w14:val="2610" w14:font="MS Gothic"/>
                 </w14:checkbox>
               </w:sdtPr>
-              <w:sdtEndPr/>
               <w:sdtContent>
                 <w:r>
                   <w:rPr>
@@ -2690,7 +2855,7 @@
 </file>
 
 <file path=word/endnotes.xml><?xml version="1.0" encoding="utf-8"?>
-<w:endnotes xmlns:wpc="http://schemas.microsoft.com/office/word/2010/wordprocessingCanvas" xmlns:cx="http://schemas.microsoft.com/office/drawing/2014/chartex" xmlns:cx1="http://schemas.microsoft.com/office/drawing/2015/9/8/chartex" xmlns:cx2="http://schemas.microsoft.com/office/drawing/2015/10/21/chartex" xmlns:cx3="http://schemas.microsoft.com/office/drawing/2016/5/9/chartex" xmlns:cx4="http://schemas.microsoft.com/office/drawing/2016/5/10/chartex" xmlns:cx5="http://schemas.microsoft.com/office/drawing/2016/5/11/chartex" xmlns:cx6="http://schemas.microsoft.com/office/drawing/2016/5/12/chartex" xmlns:cx7="http://schemas.microsoft.com/office/drawing/2016/5/13/chartex" xmlns:cx8="http://schemas.microsoft.com/office/drawing/2016/5/14/chartex" xmlns:mc="http://schemas.openxmlformats.org/markup-compatibility/2006" xmlns:aink="http://schemas.microsoft.com/office/drawing/2016/ink" xmlns:am3d="http://schemas.microsoft.com/office/drawing/2017/model3d" xmlns:o="urn:schemas-microsoft-com:office:office" xmlns:oel="http://schemas.microsoft.com/office/2019/extlst" xmlns:r="http://schemas.openxmlformats.org/officeDocument/2006/relationships" xmlns:m="http://schemas.openxmlformats.org/officeDocument/2006/math" xmlns:v="urn:schemas-microsoft-com:vml" xmlns:wp14="http://schemas.microsoft.com/office/word/2010/wordprocessingDrawing" xmlns:wp="http://schemas.openxmlformats.org/drawingml/2006/wordprocessingDrawing" xmlns:w10="urn:schemas-microsoft-com:office:word" xmlns:w="http://schemas.openxmlformats.org/wordprocessingml/2006/main" xmlns:w14="http://schemas.microsoft.com/office/word/2010/wordml" xmlns:w15="http://schemas.microsoft.com/office/word/2012/wordml" xmlns:w16cex="http://schemas.microsoft.com/office/word/2018/wordml/cex" xmlns:w16cid="http://schemas.microsoft.com/office/word/2016/wordml/cid" xmlns:w16="http://schemas.microsoft.com/office/word/2018/wordml" xmlns:w16sdtdh="http://schemas.microsoft.com/office/word/2020/wordml/sdtdatahash" xmlns:w16se="http://schemas.microsoft.com/office/word/2015/wordml/symex" xmlns:wpg="http://schemas.microsoft.com/office/word/2010/wordprocessingGroup" xmlns:wpi="http://schemas.microsoft.com/office/word/2010/wordprocessingInk" xmlns:wne="http://schemas.microsoft.com/office/word/2006/wordml" xmlns:wps="http://schemas.microsoft.com/office/word/2010/wordprocessingShape" mc:Ignorable="w14 w15 w16se w16cid w16 w16cex w16sdtdh wp14">
+<w:endnotes xmlns:wpc="http://schemas.microsoft.com/office/word/2010/wordprocessingCanvas" xmlns:cx="http://schemas.microsoft.com/office/drawing/2014/chartex" xmlns:cx1="http://schemas.microsoft.com/office/drawing/2015/9/8/chartex" xmlns:cx2="http://schemas.microsoft.com/office/drawing/2015/10/21/chartex" xmlns:cx3="http://schemas.microsoft.com/office/drawing/2016/5/9/chartex" xmlns:cx4="http://schemas.microsoft.com/office/drawing/2016/5/10/chartex" xmlns:cx5="http://schemas.microsoft.com/office/drawing/2016/5/11/chartex" xmlns:cx6="http://schemas.microsoft.com/office/drawing/2016/5/12/chartex" xmlns:cx7="http://schemas.microsoft.com/office/drawing/2016/5/13/chartex" xmlns:cx8="http://schemas.microsoft.com/office/drawing/2016/5/14/chartex" xmlns:mc="http://schemas.openxmlformats.org/markup-compatibility/2006" xmlns:aink="http://schemas.microsoft.com/office/drawing/2016/ink" xmlns:am3d="http://schemas.microsoft.com/office/drawing/2017/model3d" xmlns:o="urn:schemas-microsoft-com:office:office" xmlns:oel="http://schemas.microsoft.com/office/2019/extlst" xmlns:r="http://schemas.openxmlformats.org/officeDocument/2006/relationships" xmlns:m="http://schemas.openxmlformats.org/officeDocument/2006/math" xmlns:v="urn:schemas-microsoft-com:vml" xmlns:wp14="http://schemas.microsoft.com/office/word/2010/wordprocessingDrawing" xmlns:wp="http://schemas.openxmlformats.org/drawingml/2006/wordprocessingDrawing" xmlns:w10="urn:schemas-microsoft-com:office:word" xmlns:w="http://schemas.openxmlformats.org/wordprocessingml/2006/main" xmlns:w14="http://schemas.microsoft.com/office/word/2010/wordml" xmlns:w15="http://schemas.microsoft.com/office/word/2012/wordml" xmlns:w16cex="http://schemas.microsoft.com/office/word/2018/wordml/cex" xmlns:w16cid="http://schemas.microsoft.com/office/word/2016/wordml/cid" xmlns:w16="http://schemas.microsoft.com/office/word/2018/wordml" xmlns:w16du="http://schemas.microsoft.com/office/word/2023/wordml/word16du" xmlns:w16sdtdh="http://schemas.microsoft.com/office/word/2020/wordml/sdtdatahash" xmlns:w16sdtfl="http://schemas.microsoft.com/office/word/2024/wordml/sdtformatlock" xmlns:w16se="http://schemas.microsoft.com/office/word/2015/wordml/symex" xmlns:wpg="http://schemas.microsoft.com/office/word/2010/wordprocessingGroup" xmlns:wpi="http://schemas.microsoft.com/office/word/2010/wordprocessingInk" xmlns:wne="http://schemas.microsoft.com/office/word/2006/wordml" xmlns:wps="http://schemas.microsoft.com/office/word/2010/wordprocessingShape" mc:Ignorable="w14 w15 w16se w16cid w16 w16cex w16sdtdh w16sdtfl w16du wp14">
   <w:endnote w:type="separator" w:id="-1">
     <w:p>
       <w:pPr>
@@ -2715,7 +2880,7 @@
 </file>
 
 <file path=word/footnotes.xml><?xml version="1.0" encoding="utf-8"?>
-<w:footnotes xmlns:wpc="http://schemas.microsoft.com/office/word/2010/wordprocessingCanvas" xmlns:cx="http://schemas.microsoft.com/office/drawing/2014/chartex" xmlns:cx1="http://schemas.microsoft.com/office/drawing/2015/9/8/chartex" xmlns:cx2="http://schemas.microsoft.com/office/drawing/2015/10/21/chartex" xmlns:cx3="http://schemas.microsoft.com/office/drawing/2016/5/9/chartex" xmlns:cx4="http://schemas.microsoft.com/office/drawing/2016/5/10/chartex" xmlns:cx5="http://schemas.microsoft.com/office/drawing/2016/5/11/chartex" xmlns:cx6="http://schemas.microsoft.com/office/drawing/2016/5/12/chartex" xmlns:cx7="http://schemas.microsoft.com/office/drawing/2016/5/13/chartex" xmlns:cx8="http://schemas.microsoft.com/office/drawing/2016/5/14/chartex" xmlns:mc="http://schemas.openxmlformats.org/markup-compatibility/2006" xmlns:aink="http://schemas.microsoft.com/office/drawing/2016/ink" xmlns:am3d="http://schemas.microsoft.com/office/drawing/2017/model3d" xmlns:o="urn:schemas-microsoft-com:office:office" xmlns:oel="http://schemas.microsoft.com/office/2019/extlst" xmlns:r="http://schemas.openxmlformats.org/officeDocument/2006/relationships" xmlns:m="http://schemas.openxmlformats.org/officeDocument/2006/math" xmlns:v="urn:schemas-microsoft-com:vml" xmlns:wp14="http://schemas.microsoft.com/office/word/2010/wordprocessingDrawing" xmlns:wp="http://schemas.openxmlformats.org/drawingml/2006/wordprocessingDrawing" xmlns:w10="urn:schemas-microsoft-com:office:word" xmlns:w="http://schemas.openxmlformats.org/wordprocessingml/2006/main" xmlns:w14="http://schemas.microsoft.com/office/word/2010/wordml" xmlns:w15="http://schemas.microsoft.com/office/word/2012/wordml" xmlns:w16cex="http://schemas.microsoft.com/office/word/2018/wordml/cex" xmlns:w16cid="http://schemas.microsoft.com/office/word/2016/wordml/cid" xmlns:w16="http://schemas.microsoft.com/office/word/2018/wordml" xmlns:w16sdtdh="http://schemas.microsoft.com/office/word/2020/wordml/sdtdatahash" xmlns:w16se="http://schemas.microsoft.com/office/word/2015/wordml/symex" xmlns:wpg="http://schemas.microsoft.com/office/word/2010/wordprocessingGroup" xmlns:wpi="http://schemas.microsoft.com/office/word/2010/wordprocessingInk" xmlns:wne="http://schemas.microsoft.com/office/word/2006/wordml" xmlns:wps="http://schemas.microsoft.com/office/word/2010/wordprocessingShape" mc:Ignorable="w14 w15 w16se w16cid w16 w16cex w16sdtdh wp14">
+<w:footnotes xmlns:wpc="http://schemas.microsoft.com/office/word/2010/wordprocessingCanvas" xmlns:cx="http://schemas.microsoft.com/office/drawing/2014/chartex" xmlns:cx1="http://schemas.microsoft.com/office/drawing/2015/9/8/chartex" xmlns:cx2="http://schemas.microsoft.com/office/drawing/2015/10/21/chartex" xmlns:cx3="http://schemas.microsoft.com/office/drawing/2016/5/9/chartex" xmlns:cx4="http://schemas.microsoft.com/office/drawing/2016/5/10/chartex" xmlns:cx5="http://schemas.microsoft.com/office/drawing/2016/5/11/chartex" xmlns:cx6="http://schemas.microsoft.com/office/drawing/2016/5/12/chartex" xmlns:cx7="http://schemas.microsoft.com/office/drawing/2016/5/13/chartex" xmlns:cx8="http://schemas.microsoft.com/office/drawing/2016/5/14/chartex" xmlns:mc="http://schemas.openxmlformats.org/markup-compatibility/2006" xmlns:aink="http://schemas.microsoft.com/office/drawing/2016/ink" xmlns:am3d="http://schemas.microsoft.com/office/drawing/2017/model3d" xmlns:o="urn:schemas-microsoft-com:office:office" xmlns:oel="http://schemas.microsoft.com/office/2019/extlst" xmlns:r="http://schemas.openxmlformats.org/officeDocument/2006/relationships" xmlns:m="http://schemas.openxmlformats.org/officeDocument/2006/math" xmlns:v="urn:schemas-microsoft-com:vml" xmlns:wp14="http://schemas.microsoft.com/office/word/2010/wordprocessingDrawing" xmlns:wp="http://schemas.openxmlformats.org/drawingml/2006/wordprocessingDrawing" xmlns:w10="urn:schemas-microsoft-com:office:word" xmlns:w="http://schemas.openxmlformats.org/wordprocessingml/2006/main" xmlns:w14="http://schemas.microsoft.com/office/word/2010/wordml" xmlns:w15="http://schemas.microsoft.com/office/word/2012/wordml" xmlns:w16cex="http://schemas.microsoft.com/office/word/2018/wordml/cex" xmlns:w16cid="http://schemas.microsoft.com/office/word/2016/wordml/cid" xmlns:w16="http://schemas.microsoft.com/office/word/2018/wordml" xmlns:w16du="http://schemas.microsoft.com/office/word/2023/wordml/word16du" xmlns:w16sdtdh="http://schemas.microsoft.com/office/word/2020/wordml/sdtdatahash" xmlns:w16sdtfl="http://schemas.microsoft.com/office/word/2024/wordml/sdtformatlock" xmlns:w16se="http://schemas.microsoft.com/office/word/2015/wordml/symex" xmlns:wpg="http://schemas.microsoft.com/office/word/2010/wordprocessingGroup" xmlns:wpi="http://schemas.microsoft.com/office/word/2010/wordprocessingInk" xmlns:wne="http://schemas.microsoft.com/office/word/2006/wordml" xmlns:wps="http://schemas.microsoft.com/office/word/2010/wordprocessingShape" mc:Ignorable="w14 w15 w16se w16cid w16 w16cex w16sdtdh w16sdtfl w16du wp14">
   <w:footnote w:type="separator" w:id="-1">
     <w:p>
       <w:pPr>
@@ -2740,7 +2905,7 @@
 </file>
 
 <file path=word/header1.xml><?xml version="1.0" encoding="utf-8"?>
-<w:hdr xmlns:wpc="http://schemas.microsoft.com/office/word/2010/wordprocessingCanvas" xmlns:cx="http://schemas.microsoft.com/office/drawing/2014/chartex" xmlns:cx1="http://schemas.microsoft.com/office/drawing/2015/9/8/chartex" xmlns:cx2="http://schemas.microsoft.com/office/drawing/2015/10/21/chartex" xmlns:cx3="http://schemas.microsoft.com/office/drawing/2016/5/9/chartex" xmlns:cx4="http://schemas.microsoft.com/office/drawing/2016/5/10/chartex" xmlns:cx5="http://schemas.microsoft.com/office/drawing/2016/5/11/chartex" xmlns:cx6="http://schemas.microsoft.com/office/drawing/2016/5/12/chartex" xmlns:cx7="http://schemas.microsoft.com/office/drawing/2016/5/13/chartex" xmlns:cx8="http://schemas.microsoft.com/office/drawing/2016/5/14/chartex" xmlns:mc="http://schemas.openxmlformats.org/markup-compatibility/2006" xmlns:aink="http://schemas.microsoft.com/office/drawing/2016/ink" xmlns:am3d="http://schemas.microsoft.com/office/drawing/2017/model3d" xmlns:o="urn:schemas-microsoft-com:office:office" xmlns:oel="http://schemas.microsoft.com/office/2019/extlst" xmlns:r="http://schemas.openxmlformats.org/officeDocument/2006/relationships" xmlns:m="http://schemas.openxmlformats.org/officeDocument/2006/math" xmlns:v="urn:schemas-microsoft-com:vml" xmlns:wp14="http://schemas.microsoft.com/office/word/2010/wordprocessingDrawing" xmlns:wp="http://schemas.openxmlformats.org/drawingml/2006/wordprocessingDrawing" xmlns:w10="urn:schemas-microsoft-com:office:word" xmlns:w="http://schemas.openxmlformats.org/wordprocessingml/2006/main" xmlns:w14="http://schemas.microsoft.com/office/word/2010/wordml" xmlns:w15="http://schemas.microsoft.com/office/word/2012/wordml" xmlns:w16cex="http://schemas.microsoft.com/office/word/2018/wordml/cex" xmlns:w16cid="http://schemas.microsoft.com/office/word/2016/wordml/cid" xmlns:w16="http://schemas.microsoft.com/office/word/2018/wordml" xmlns:w16sdtdh="http://schemas.microsoft.com/office/word/2020/wordml/sdtdatahash" xmlns:w16se="http://schemas.microsoft.com/office/word/2015/wordml/symex" xmlns:wpg="http://schemas.microsoft.com/office/word/2010/wordprocessingGroup" xmlns:wpi="http://schemas.microsoft.com/office/word/2010/wordprocessingInk" xmlns:wne="http://schemas.microsoft.com/office/word/2006/wordml" xmlns:wps="http://schemas.microsoft.com/office/word/2010/wordprocessingShape" mc:Ignorable="w14 w15 w16se w16cid w16 w16cex w16sdtdh wp14">
+<w:hdr xmlns:wpc="http://schemas.microsoft.com/office/word/2010/wordprocessingCanvas" xmlns:cx="http://schemas.microsoft.com/office/drawing/2014/chartex" xmlns:cx1="http://schemas.microsoft.com/office/drawing/2015/9/8/chartex" xmlns:cx2="http://schemas.microsoft.com/office/drawing/2015/10/21/chartex" xmlns:cx3="http://schemas.microsoft.com/office/drawing/2016/5/9/chartex" xmlns:cx4="http://schemas.microsoft.com/office/drawing/2016/5/10/chartex" xmlns:cx5="http://schemas.microsoft.com/office/drawing/2016/5/11/chartex" xmlns:cx6="http://schemas.microsoft.com/office/drawing/2016/5/12/chartex" xmlns:cx7="http://schemas.microsoft.com/office/drawing/2016/5/13/chartex" xmlns:cx8="http://schemas.microsoft.com/office/drawing/2016/5/14/chartex" xmlns:mc="http://schemas.openxmlformats.org/markup-compatibility/2006" xmlns:aink="http://schemas.microsoft.com/office/drawing/2016/ink" xmlns:am3d="http://schemas.microsoft.com/office/drawing/2017/model3d" xmlns:o="urn:schemas-microsoft-com:office:office" xmlns:oel="http://schemas.microsoft.com/office/2019/extlst" xmlns:r="http://schemas.openxmlformats.org/officeDocument/2006/relationships" xmlns:m="http://schemas.openxmlformats.org/officeDocument/2006/math" xmlns:v="urn:schemas-microsoft-com:vml" xmlns:wp14="http://schemas.microsoft.com/office/word/2010/wordprocessingDrawing" xmlns:wp="http://schemas.openxmlformats.org/drawingml/2006/wordprocessingDrawing" xmlns:w10="urn:schemas-microsoft-com:office:word" xmlns:w="http://schemas.openxmlformats.org/wordprocessingml/2006/main" xmlns:w14="http://schemas.microsoft.com/office/word/2010/wordml" xmlns:w15="http://schemas.microsoft.com/office/word/2012/wordml" xmlns:w16cex="http://schemas.microsoft.com/office/word/2018/wordml/cex" xmlns:w16cid="http://schemas.microsoft.com/office/word/2016/wordml/cid" xmlns:w16="http://schemas.microsoft.com/office/word/2018/wordml" xmlns:w16du="http://schemas.microsoft.com/office/word/2023/wordml/word16du" xmlns:w16sdtdh="http://schemas.microsoft.com/office/word/2020/wordml/sdtdatahash" xmlns:w16sdtfl="http://schemas.microsoft.com/office/word/2024/wordml/sdtformatlock" xmlns:w16se="http://schemas.microsoft.com/office/word/2015/wordml/symex" xmlns:wpg="http://schemas.microsoft.com/office/word/2010/wordprocessingGroup" xmlns:wpi="http://schemas.microsoft.com/office/word/2010/wordprocessingInk" xmlns:wne="http://schemas.microsoft.com/office/word/2006/wordml" xmlns:wps="http://schemas.microsoft.com/office/word/2010/wordprocessingShape" mc:Ignorable="w14 w15 w16se w16cid w16 w16cex w16sdtdh w16sdtfl w16du wp14">
   <w:p>
     <w:pPr>
       <w:autoSpaceDE w:val="0"/>
@@ -2876,7 +3041,7 @@
 </file>
 
 <file path=word/numbering.xml><?xml version="1.0" encoding="utf-8"?>
-<w:numbering xmlns:wpc="http://schemas.microsoft.com/office/word/2010/wordprocessingCanvas" xmlns:cx="http://schemas.microsoft.com/office/drawing/2014/chartex" xmlns:cx1="http://schemas.microsoft.com/office/drawing/2015/9/8/chartex" xmlns:cx2="http://schemas.microsoft.com/office/drawing/2015/10/21/chartex" xmlns:cx3="http://schemas.microsoft.com/office/drawing/2016/5/9/chartex" xmlns:cx4="http://schemas.microsoft.com/office/drawing/2016/5/10/chartex" xmlns:cx5="http://schemas.microsoft.com/office/drawing/2016/5/11/chartex" xmlns:cx6="http://schemas.microsoft.com/office/drawing/2016/5/12/chartex" xmlns:cx7="http://schemas.microsoft.com/office/drawing/2016/5/13/chartex" xmlns:cx8="http://schemas.microsoft.com/office/drawing/2016/5/14/chartex" xmlns:mc="http://schemas.openxmlformats.org/markup-compatibility/2006" xmlns:aink="http://schemas.microsoft.com/office/drawing/2016/ink" xmlns:am3d="http://schemas.microsoft.com/office/drawing/2017/model3d" xmlns:o="urn:schemas-microsoft-com:office:office" xmlns:oel="http://schemas.microsoft.com/office/2019/extlst" xmlns:r="http://schemas.openxmlformats.org/officeDocument/2006/relationships" xmlns:m="http://schemas.openxmlformats.org/officeDocument/2006/math" xmlns:v="urn:schemas-microsoft-com:vml" xmlns:wp14="http://schemas.microsoft.com/office/word/2010/wordprocessingDrawing" xmlns:wp="http://schemas.openxmlformats.org/drawingml/2006/wordprocessingDrawing" xmlns:w10="urn:schemas-microsoft-com:office:word" xmlns:w="http://schemas.openxmlformats.org/wordprocessingml/2006/main" xmlns:w14="http://schemas.microsoft.com/office/word/2010/wordml" xmlns:w15="http://schemas.microsoft.com/office/word/2012/wordml" xmlns:w16cex="http://schemas.microsoft.com/office/word/2018/wordml/cex" xmlns:w16cid="http://schemas.microsoft.com/office/word/2016/wordml/cid" xmlns:w16="http://schemas.microsoft.com/office/word/2018/wordml" xmlns:w16sdtdh="http://schemas.microsoft.com/office/word/2020/wordml/sdtdatahash" xmlns:w16se="http://schemas.microsoft.com/office/word/2015/wordml/symex" xmlns:wpg="http://schemas.microsoft.com/office/word/2010/wordprocessingGroup" xmlns:wpi="http://schemas.microsoft.com/office/word/2010/wordprocessingInk" xmlns:wne="http://schemas.microsoft.com/office/word/2006/wordml" xmlns:wps="http://schemas.microsoft.com/office/word/2010/wordprocessingShape" mc:Ignorable="w14 w15 w16se w16cid w16 w16cex w16sdtdh wp14">
+<w:numbering xmlns:wpc="http://schemas.microsoft.com/office/word/2010/wordprocessingCanvas" xmlns:cx="http://schemas.microsoft.com/office/drawing/2014/chartex" xmlns:cx1="http://schemas.microsoft.com/office/drawing/2015/9/8/chartex" xmlns:cx2="http://schemas.microsoft.com/office/drawing/2015/10/21/chartex" xmlns:cx3="http://schemas.microsoft.com/office/drawing/2016/5/9/chartex" xmlns:cx4="http://schemas.microsoft.com/office/drawing/2016/5/10/chartex" xmlns:cx5="http://schemas.microsoft.com/office/drawing/2016/5/11/chartex" xmlns:cx6="http://schemas.microsoft.com/office/drawing/2016/5/12/chartex" xmlns:cx7="http://schemas.microsoft.com/office/drawing/2016/5/13/chartex" xmlns:cx8="http://schemas.microsoft.com/office/drawing/2016/5/14/chartex" xmlns:mc="http://schemas.openxmlformats.org/markup-compatibility/2006" xmlns:aink="http://schemas.microsoft.com/office/drawing/2016/ink" xmlns:am3d="http://schemas.microsoft.com/office/drawing/2017/model3d" xmlns:o="urn:schemas-microsoft-com:office:office" xmlns:oel="http://schemas.microsoft.com/office/2019/extlst" xmlns:r="http://schemas.openxmlformats.org/officeDocument/2006/relationships" xmlns:m="http://schemas.openxmlformats.org/officeDocument/2006/math" xmlns:v="urn:schemas-microsoft-com:vml" xmlns:wp14="http://schemas.microsoft.com/office/word/2010/wordprocessingDrawing" xmlns:wp="http://schemas.openxmlformats.org/drawingml/2006/wordprocessingDrawing" xmlns:w10="urn:schemas-microsoft-com:office:word" xmlns:w="http://schemas.openxmlformats.org/wordprocessingml/2006/main" xmlns:w14="http://schemas.microsoft.com/office/word/2010/wordml" xmlns:w15="http://schemas.microsoft.com/office/word/2012/wordml" xmlns:w16cex="http://schemas.microsoft.com/office/word/2018/wordml/cex" xmlns:w16cid="http://schemas.microsoft.com/office/word/2016/wordml/cid" xmlns:w16="http://schemas.microsoft.com/office/word/2018/wordml" xmlns:w16du="http://schemas.microsoft.com/office/word/2023/wordml/word16du" xmlns:w16sdtdh="http://schemas.microsoft.com/office/word/2020/wordml/sdtdatahash" xmlns:w16sdtfl="http://schemas.microsoft.com/office/word/2024/wordml/sdtformatlock" xmlns:w16se="http://schemas.microsoft.com/office/word/2015/wordml/symex" xmlns:wpg="http://schemas.microsoft.com/office/word/2010/wordprocessingGroup" xmlns:wpi="http://schemas.microsoft.com/office/word/2010/wordprocessingInk" xmlns:wne="http://schemas.microsoft.com/office/word/2006/wordml" xmlns:wps="http://schemas.microsoft.com/office/word/2010/wordprocessingShape" mc:Ignorable="w14 w15 w16se w16cid w16 w16cex w16sdtdh w16sdtfl w16du wp14">
   <w:abstractNum w:abstractNumId="0" w15:restartNumberingAfterBreak="0">
     <w:nsid w:val="00000402"/>
     <w:multiLevelType w:val="multilevel"/>
@@ -2971,7 +3136,7 @@
 </file>
 
 <file path=word/styles.xml><?xml version="1.0" encoding="utf-8"?>
-<w:styles xmlns:mc="http://schemas.openxmlformats.org/markup-compatibility/2006" xmlns:r="http://schemas.openxmlformats.org/officeDocument/2006/relationships" xmlns:w="http://schemas.openxmlformats.org/wordprocessingml/2006/main" xmlns:w14="http://schemas.microsoft.com/office/word/2010/wordml" xmlns:w15="http://schemas.microsoft.com/office/word/2012/wordml" xmlns:w16cex="http://schemas.microsoft.com/office/word/2018/wordml/cex" xmlns:w16cid="http://schemas.microsoft.com/office/word/2016/wordml/cid" xmlns:w16="http://schemas.microsoft.com/office/word/2018/wordml" xmlns:w16sdtdh="http://schemas.microsoft.com/office/word/2020/wordml/sdtdatahash" xmlns:w16se="http://schemas.microsoft.com/office/word/2015/wordml/symex" mc:Ignorable="w14 w15 w16se w16cid w16 w16cex w16sdtdh">
+<w:styles xmlns:mc="http://schemas.openxmlformats.org/markup-compatibility/2006" xmlns:r="http://schemas.openxmlformats.org/officeDocument/2006/relationships" xmlns:w="http://schemas.openxmlformats.org/wordprocessingml/2006/main" xmlns:w14="http://schemas.microsoft.com/office/word/2010/wordml" xmlns:w15="http://schemas.microsoft.com/office/word/2012/wordml" xmlns:w16cex="http://schemas.microsoft.com/office/word/2018/wordml/cex" xmlns:w16cid="http://schemas.microsoft.com/office/word/2016/wordml/cid" xmlns:w16="http://schemas.microsoft.com/office/word/2018/wordml" xmlns:w16du="http://schemas.microsoft.com/office/word/2023/wordml/word16du" xmlns:w16sdtdh="http://schemas.microsoft.com/office/word/2020/wordml/sdtdatahash" xmlns:w16sdtfl="http://schemas.microsoft.com/office/word/2024/wordml/sdtformatlock" xmlns:w16se="http://schemas.microsoft.com/office/word/2015/wordml/symex" mc:Ignorable="w14 w15 w16se w16cid w16 w16cex w16sdtdh w16sdtfl w16du">
   <w:docDefaults>
     <w:rPrDefault>
       <w:rPr>
